--- a/docs-word/07-백엔드_아키텍처_설계서.docx
+++ b/docs-word/07-백엔드_아키텍처_설계서.docx
@@ -1244,6 +1244,289 @@
       <w:r>
         <w:rPr>
           <w:rFonts w:ascii="Arial" w:hAnsi="Arial" w:eastAsia="Malgun Gothic" w:cs="Malgun Gothic"/>
+          <w:b/>
+          <w:color w:val="000000"/>
+          <w:sz w:val="22"/>
+          <w:lang w:eastAsia="ko-KR"/>
+        </w:rPr>
+        <w:t>모듈 의존 방향(v1.7, Phase 4에서 확정):</w:t>
+      </w:r>
+      <w:r>
+        <w:rPr>
+          <w:rFonts w:ascii="Arial" w:hAnsi="Arial" w:eastAsia="Malgun Gothic" w:cs="Malgun Gothic"/>
+          <w:color w:val="000000"/>
+          <w:sz w:val="22"/>
+          <w:lang w:eastAsia="ko-KR"/>
+        </w:rPr>
+        <w:t xml:space="preserve"> </w:t>
+      </w:r>
+      <w:r>
+        <w:rPr>
+          <w:rFonts w:ascii="Menlo" w:hAnsi="Menlo" w:eastAsia="Menlo" w:cs="Menlo"/>
+          <w:color w:val="000000"/>
+          <w:sz w:val="21"/>
+          <w:lang w:eastAsia="ko-KR"/>
+        </w:rPr>
+        <w:t>knowledge → relation</w:t>
+      </w:r>
+      <w:r>
+        <w:rPr>
+          <w:rFonts w:ascii="Arial" w:hAnsi="Arial" w:eastAsia="Malgun Gothic" w:cs="Malgun Gothic"/>
+          <w:color w:val="000000"/>
+          <w:sz w:val="22"/>
+          <w:lang w:eastAsia="ko-KR"/>
+        </w:rPr>
+        <w:t xml:space="preserve">(Node 상세가 관계를 싣는다), </w:t>
+      </w:r>
+      <w:r>
+        <w:rPr>
+          <w:rFonts w:ascii="Menlo" w:hAnsi="Menlo" w:eastAsia="Menlo" w:cs="Menlo"/>
+          <w:color w:val="000000"/>
+          <w:sz w:val="21"/>
+          <w:lang w:eastAsia="ko-KR"/>
+        </w:rPr>
+        <w:t>snippet → knowledge</w:t>
+      </w:r>
+      <w:r>
+        <w:rPr>
+          <w:rFonts w:ascii="Arial" w:hAnsi="Arial" w:eastAsia="Malgun Gothic" w:cs="Malgun Gothic"/>
+          <w:color w:val="000000"/>
+          <w:sz w:val="22"/>
+          <w:lang w:eastAsia="ko-KR"/>
+        </w:rPr>
+        <w:t xml:space="preserve">, </w:t>
+      </w:r>
+      <w:r>
+        <w:rPr>
+          <w:rFonts w:ascii="Menlo" w:hAnsi="Menlo" w:eastAsia="Menlo" w:cs="Menlo"/>
+          <w:color w:val="000000"/>
+          <w:sz w:val="21"/>
+          <w:lang w:eastAsia="ko-KR"/>
+        </w:rPr>
+        <w:t>relation</w:t>
+      </w:r>
+      <w:r>
+        <w:rPr>
+          <w:rFonts w:ascii="Arial" w:hAnsi="Arial" w:eastAsia="Malgun Gothic" w:cs="Malgun Gothic"/>
+          <w:color w:val="000000"/>
+          <w:sz w:val="22"/>
+          <w:lang w:eastAsia="ko-KR"/>
+        </w:rPr>
+        <w:t xml:space="preserve">과 </w:t>
+      </w:r>
+      <w:r>
+        <w:rPr>
+          <w:rFonts w:ascii="Menlo" w:hAnsi="Menlo" w:eastAsia="Menlo" w:cs="Menlo"/>
+          <w:color w:val="000000"/>
+          <w:sz w:val="21"/>
+          <w:lang w:eastAsia="ko-KR"/>
+        </w:rPr>
+        <w:t>graph</w:t>
+      </w:r>
+      <w:r>
+        <w:rPr>
+          <w:rFonts w:ascii="Arial" w:hAnsi="Arial" w:eastAsia="Malgun Gothic" w:cs="Malgun Gothic"/>
+          <w:color w:val="000000"/>
+          <w:sz w:val="22"/>
+          <w:lang w:eastAsia="ko-KR"/>
+        </w:rPr>
+        <w:t xml:space="preserve">는 다른 모듈의 Java 클래스를 import하지 않고 Node/Relation 엔티티를 </w:t>
+      </w:r>
+      <w:r>
+        <w:rPr>
+          <w:rFonts w:ascii="Arial" w:hAnsi="Arial" w:eastAsia="Malgun Gothic" w:cs="Malgun Gothic"/>
+          <w:b/>
+          <w:color w:val="000000"/>
+          <w:sz w:val="22"/>
+          <w:lang w:eastAsia="ko-KR"/>
+        </w:rPr>
+        <w:t>JPQL 엔티티 이름으로만</w:t>
+      </w:r>
+      <w:r>
+        <w:rPr>
+          <w:rFonts w:ascii="Arial" w:hAnsi="Arial" w:eastAsia="Malgun Gothic" w:cs="Malgun Gothic"/>
+          <w:color w:val="000000"/>
+          <w:sz w:val="22"/>
+          <w:lang w:eastAsia="ko-KR"/>
+        </w:rPr>
+        <w:t xml:space="preserve"> 읽는다(</w:t>
+      </w:r>
+      <w:r>
+        <w:rPr>
+          <w:rFonts w:ascii="Menlo" w:hAnsi="Menlo" w:eastAsia="Menlo" w:cs="Menlo"/>
+          <w:color w:val="000000"/>
+          <w:sz w:val="21"/>
+          <w:lang w:eastAsia="ko-KR"/>
+        </w:rPr>
+        <w:t>knowledge.domain</w:t>
+      </w:r>
+      <w:r>
+        <w:rPr>
+          <w:rFonts w:ascii="Arial" w:hAnsi="Arial" w:eastAsia="Malgun Gothic" w:cs="Malgun Gothic"/>
+          <w:color w:val="000000"/>
+          <w:sz w:val="22"/>
+          <w:lang w:eastAsia="ko-KR"/>
+        </w:rPr>
+        <w:t xml:space="preserve">의 </w:t>
+      </w:r>
+      <w:r>
+        <w:rPr>
+          <w:rFonts w:ascii="Menlo" w:hAnsi="Menlo" w:eastAsia="Menlo" w:cs="Menlo"/>
+          <w:color w:val="000000"/>
+          <w:sz w:val="21"/>
+          <w:lang w:eastAsia="ko-KR"/>
+        </w:rPr>
+        <w:t>NodeType</w:t>
+      </w:r>
+      <w:r>
+        <w:rPr>
+          <w:rFonts w:ascii="Arial" w:hAnsi="Arial" w:eastAsia="Malgun Gothic" w:cs="Malgun Gothic"/>
+          <w:color w:val="000000"/>
+          <w:sz w:val="22"/>
+          <w:lang w:eastAsia="ko-KR"/>
+        </w:rPr>
+        <w:t>/</w:t>
+      </w:r>
+      <w:r>
+        <w:rPr>
+          <w:rFonts w:ascii="Menlo" w:hAnsi="Menlo" w:eastAsia="Menlo" w:cs="Menlo"/>
+          <w:color w:val="000000"/>
+          <w:sz w:val="21"/>
+          <w:lang w:eastAsia="ko-KR"/>
+        </w:rPr>
+        <w:t>NodeStatus</w:t>
+      </w:r>
+      <w:r>
+        <w:rPr>
+          <w:rFonts w:ascii="Arial" w:hAnsi="Arial" w:eastAsia="Malgun Gothic" w:cs="Malgun Gothic"/>
+          <w:color w:val="000000"/>
+          <w:sz w:val="22"/>
+          <w:lang w:eastAsia="ko-KR"/>
+        </w:rPr>
+        <w:t xml:space="preserve"> enum만 공유 어휘로 쓴다). 그렇지 않으면 knowledge ↔ relation이 순환 의존이 된다. 이 방식의 대가는 엔티티 이름을 바꿔도 컴파일러가 알려 주지 않는다는 것이므로, 해당 쿼리들은 통합 테스트가 직접 실행해 검증한다.</w:t>
+      </w:r>
+    </w:p>
+    <w:p>
+      <w:pPr>
+        <w:pStyle w:val="ListBullet"/>
+      </w:pPr>
+      <w:r>
+        <w:rPr>
+          <w:rFonts w:ascii="Arial" w:hAnsi="Arial" w:eastAsia="Malgun Gothic" w:cs="Malgun Gothic"/>
+          <w:b/>
+          <w:color w:val="000000"/>
+          <w:sz w:val="22"/>
+          <w:lang w:eastAsia="ko-KR"/>
+        </w:rPr>
+        <w:t>LIKE 검색의 와일드카드:</w:t>
+      </w:r>
+      <w:r>
+        <w:rPr>
+          <w:rFonts w:ascii="Arial" w:hAnsi="Arial" w:eastAsia="Malgun Gothic" w:cs="Malgun Gothic"/>
+          <w:color w:val="000000"/>
+          <w:sz w:val="22"/>
+          <w:lang w:eastAsia="ko-KR"/>
+        </w:rPr>
+        <w:t xml:space="preserve"> 사용자 입력의 </w:t>
+      </w:r>
+      <w:r>
+        <w:rPr>
+          <w:rFonts w:ascii="Menlo" w:hAnsi="Menlo" w:eastAsia="Menlo" w:cs="Menlo"/>
+          <w:color w:val="000000"/>
+          <w:sz w:val="21"/>
+          <w:lang w:eastAsia="ko-KR"/>
+        </w:rPr>
+        <w:t>%</w:t>
+      </w:r>
+      <w:r>
+        <w:rPr>
+          <w:rFonts w:ascii="Arial" w:hAnsi="Arial" w:eastAsia="Malgun Gothic" w:cs="Malgun Gothic"/>
+          <w:color w:val="000000"/>
+          <w:sz w:val="22"/>
+          <w:lang w:eastAsia="ko-KR"/>
+        </w:rPr>
+        <w:t xml:space="preserve"> </w:t>
+      </w:r>
+      <w:r>
+        <w:rPr>
+          <w:rFonts w:ascii="Menlo" w:hAnsi="Menlo" w:eastAsia="Menlo" w:cs="Menlo"/>
+          <w:color w:val="000000"/>
+          <w:sz w:val="21"/>
+          <w:lang w:eastAsia="ko-KR"/>
+        </w:rPr>
+        <w:t>_</w:t>
+      </w:r>
+      <w:r>
+        <w:rPr>
+          <w:rFonts w:ascii="Arial" w:hAnsi="Arial" w:eastAsia="Malgun Gothic" w:cs="Malgun Gothic"/>
+          <w:color w:val="000000"/>
+          <w:sz w:val="22"/>
+          <w:lang w:eastAsia="ko-KR"/>
+        </w:rPr>
+        <w:t xml:space="preserve">는 공용 </w:t>
+      </w:r>
+      <w:r>
+        <w:rPr>
+          <w:rFonts w:ascii="Menlo" w:hAnsi="Menlo" w:eastAsia="Menlo" w:cs="Menlo"/>
+          <w:color w:val="000000"/>
+          <w:sz w:val="21"/>
+          <w:lang w:eastAsia="ko-KR"/>
+        </w:rPr>
+        <w:t>LikeEscape</w:t>
+      </w:r>
+      <w:r>
+        <w:rPr>
+          <w:rFonts w:ascii="Arial" w:hAnsi="Arial" w:eastAsia="Malgun Gothic" w:cs="Malgun Gothic"/>
+          <w:color w:val="000000"/>
+          <w:sz w:val="22"/>
+          <w:lang w:eastAsia="ko-KR"/>
+        </w:rPr>
+        <w:t xml:space="preserve">(이스케이프 문자 </w:t>
+      </w:r>
+      <w:r>
+        <w:rPr>
+          <w:rFonts w:ascii="Menlo" w:hAnsi="Menlo" w:eastAsia="Menlo" w:cs="Menlo"/>
+          <w:color w:val="000000"/>
+          <w:sz w:val="21"/>
+          <w:lang w:eastAsia="ko-KR"/>
+        </w:rPr>
+        <w:t>!</w:t>
+      </w:r>
+      <w:r>
+        <w:rPr>
+          <w:rFonts w:ascii="Arial" w:hAnsi="Arial" w:eastAsia="Malgun Gothic" w:cs="Malgun Gothic"/>
+          <w:color w:val="000000"/>
+          <w:sz w:val="22"/>
+          <w:lang w:eastAsia="ko-KR"/>
+        </w:rPr>
+        <w:t xml:space="preserve">, 쿼리에 </w:t>
+      </w:r>
+      <w:r>
+        <w:rPr>
+          <w:rFonts w:ascii="Menlo" w:hAnsi="Menlo" w:eastAsia="Menlo" w:cs="Menlo"/>
+          <w:color w:val="000000"/>
+          <w:sz w:val="21"/>
+          <w:lang w:eastAsia="ko-KR"/>
+        </w:rPr>
+        <w:t>escape '!'</w:t>
+      </w:r>
+      <w:r>
+        <w:rPr>
+          <w:rFonts w:ascii="Arial" w:hAnsi="Arial" w:eastAsia="Malgun Gothic" w:cs="Malgun Gothic"/>
+          <w:color w:val="000000"/>
+          <w:sz w:val="22"/>
+          <w:lang w:eastAsia="ko-KR"/>
+        </w:rPr>
+        <w:t>)를 거친다. 태그 검색과 Relation Picker 후보 검색이 쓰며, 와일드카드가 문자 그대로 검색되는지는 통합 테스트가 확인한다.</w:t>
+      </w:r>
+    </w:p>
+    <w:p>
+      <w:pPr>
+        <w:pStyle w:val="ListBullet"/>
+      </w:pPr>
+      <w:r>
+        <w:rPr>
+          <w:rFonts w:ascii="Arial" w:hAnsi="Arial" w:eastAsia="Malgun Gothic" w:cs="Malgun Gothic"/>
           <w:color w:val="000000"/>
           <w:sz w:val="22"/>
           <w:lang w:eastAsia="ko-KR"/>

--- a/docs-word/07-백엔드_아키텍처_설계서.docx
+++ b/docs-word/07-백엔드_아키텍처_설계서.docx
@@ -1885,6 +1885,295 @@
       <w:r>
         <w:rPr>
           <w:rFonts w:ascii="Arial" w:hAnsi="Arial" w:eastAsia="Malgun Gothic" w:cs="Malgun Gothic"/>
+          <w:b/>
+          <w:color w:val="000000"/>
+          <w:sz w:val="22"/>
+          <w:lang w:eastAsia="ko-KR"/>
+        </w:rPr>
+        <w:t>색인 범위와 FTS 설정(v1.8):</w:t>
+      </w:r>
+      <w:r>
+        <w:rPr>
+          <w:rFonts w:ascii="Arial" w:hAnsi="Arial" w:eastAsia="Malgun Gothic" w:cs="Malgun Gothic"/>
+          <w:color w:val="000000"/>
+          <w:sz w:val="22"/>
+          <w:lang w:eastAsia="ko-KR"/>
+        </w:rPr>
+        <w:t xml:space="preserve"> </w:t>
+      </w:r>
+      <w:r>
+        <w:rPr>
+          <w:rFonts w:ascii="Menlo" w:hAnsi="Menlo" w:eastAsia="Menlo" w:cs="Menlo"/>
+          <w:color w:val="000000"/>
+          <w:sz w:val="21"/>
+          <w:lang w:eastAsia="ko-KR"/>
+        </w:rPr>
+        <w:t>search_vector</w:t>
+      </w:r>
+      <w:r>
+        <w:rPr>
+          <w:rFonts w:ascii="Arial" w:hAnsi="Arial" w:eastAsia="Malgun Gothic" w:cs="Malgun Gothic"/>
+          <w:color w:val="000000"/>
+          <w:sz w:val="22"/>
+          <w:lang w:eastAsia="ko-KR"/>
+        </w:rPr>
+        <w:t xml:space="preserve">는 </w:t>
+      </w:r>
+      <w:r>
+        <w:rPr>
+          <w:rFonts w:ascii="Menlo" w:hAnsi="Menlo" w:eastAsia="Menlo" w:cs="Menlo"/>
+          <w:color w:val="000000"/>
+          <w:sz w:val="21"/>
+          <w:lang w:eastAsia="ko-KR"/>
+        </w:rPr>
+        <w:t>'simple'</w:t>
+      </w:r>
+      <w:r>
+        <w:rPr>
+          <w:rFonts w:ascii="Arial" w:hAnsi="Arial" w:eastAsia="Malgun Gothic" w:cs="Malgun Gothic"/>
+          <w:color w:val="000000"/>
+          <w:sz w:val="22"/>
+          <w:lang w:eastAsia="ko-KR"/>
+        </w:rPr>
+        <w:t xml:space="preserve"> 설정(형태소 분석 없음, 소문자 + 공백·구두점 분리)의 생성 컬럼이다. tsvector는 값 하나가 1 MB를 넘으면 오류이므로 본문은 </w:t>
+      </w:r>
+      <w:r>
+        <w:rPr>
+          <w:rFonts w:ascii="Arial" w:hAnsi="Arial" w:eastAsia="Malgun Gothic" w:cs="Malgun Gothic"/>
+          <w:b/>
+          <w:color w:val="000000"/>
+          <w:sz w:val="22"/>
+          <w:lang w:eastAsia="ko-KR"/>
+        </w:rPr>
+        <w:t>앞 100,000자만</w:t>
+      </w:r>
+      <w:r>
+        <w:rPr>
+          <w:rFonts w:ascii="Arial" w:hAnsi="Arial" w:eastAsia="Malgun Gothic" w:cs="Malgun Gothic"/>
+          <w:color w:val="000000"/>
+          <w:sz w:val="22"/>
+          <w:lang w:eastAsia="ko-KR"/>
+        </w:rPr>
+        <w:t xml:space="preserve"> 색인한다(그 뒤 내용은 FTS 대상이 아니며, 1 MB 본문 저장이 실패하지 않는지와 뒤쪽 토큰이 검색되지 않는지를 테스트로 확인했다). 제목은 </w:t>
+      </w:r>
+      <w:r>
+        <w:rPr>
+          <w:rFonts w:ascii="Menlo" w:hAnsi="Menlo" w:eastAsia="Menlo" w:cs="Menlo"/>
+          <w:color w:val="000000"/>
+          <w:sz w:val="21"/>
+          <w:lang w:eastAsia="ko-KR"/>
+        </w:rPr>
+        <w:t>lower(title)</w:t>
+      </w:r>
+      <w:r>
+        <w:rPr>
+          <w:rFonts w:ascii="Arial" w:hAnsi="Arial" w:eastAsia="Malgun Gothic" w:cs="Malgun Gothic"/>
+          <w:color w:val="000000"/>
+          <w:sz w:val="22"/>
+          <w:lang w:eastAsia="ko-KR"/>
+        </w:rPr>
+        <w:t xml:space="preserve"> trigram GIN, 코드는 </w:t>
+      </w:r>
+      <w:r>
+        <w:rPr>
+          <w:rFonts w:ascii="Menlo" w:hAnsi="Menlo" w:eastAsia="Menlo" w:cs="Menlo"/>
+          <w:color w:val="000000"/>
+          <w:sz w:val="21"/>
+          <w:lang w:eastAsia="ko-KR"/>
+        </w:rPr>
+        <w:t>snippet_versions.code</w:t>
+      </w:r>
+      <w:r>
+        <w:rPr>
+          <w:rFonts w:ascii="Arial" w:hAnsi="Arial" w:eastAsia="Malgun Gothic" w:cs="Malgun Gothic"/>
+          <w:color w:val="000000"/>
+          <w:sz w:val="22"/>
+          <w:lang w:eastAsia="ko-KR"/>
+        </w:rPr>
+        <w:t xml:space="preserve"> trigram GIN(V6)으로 부분 일치를 한다.</w:t>
+      </w:r>
+    </w:p>
+    <w:p>
+      <w:pPr>
+        <w:pStyle w:val="ListBullet"/>
+      </w:pPr>
+      <w:r>
+        <w:rPr>
+          <w:rFonts w:ascii="Arial" w:hAnsi="Arial" w:eastAsia="Malgun Gothic" w:cs="Malgun Gothic"/>
+          <w:b/>
+          <w:color w:val="000000"/>
+          <w:sz w:val="22"/>
+          <w:lang w:eastAsia="ko-KR"/>
+        </w:rPr>
+        <w:t>한국어 한계(v1.8 확인):</w:t>
+      </w:r>
+      <w:r>
+        <w:rPr>
+          <w:rFonts w:ascii="Arial" w:hAnsi="Arial" w:eastAsia="Malgun Gothic" w:cs="Malgun Gothic"/>
+          <w:color w:val="000000"/>
+          <w:sz w:val="22"/>
+          <w:lang w:eastAsia="ko-KR"/>
+        </w:rPr>
+        <w:t xml:space="preserve"> 본문은 공백으로 나뉜 토큰 단위로만 일치한다. 조사가 붙은 본문(</w:t>
+      </w:r>
+      <w:r>
+        <w:rPr>
+          <w:rFonts w:ascii="Menlo" w:hAnsi="Menlo" w:eastAsia="Menlo" w:cs="Menlo"/>
+          <w:color w:val="000000"/>
+          <w:sz w:val="21"/>
+          <w:lang w:eastAsia="ko-KR"/>
+        </w:rPr>
+        <w:t>만료시간을</w:t>
+      </w:r>
+      <w:r>
+        <w:rPr>
+          <w:rFonts w:ascii="Arial" w:hAnsi="Arial" w:eastAsia="Malgun Gothic" w:cs="Malgun Gothic"/>
+          <w:color w:val="000000"/>
+          <w:sz w:val="22"/>
+          <w:lang w:eastAsia="ko-KR"/>
+        </w:rPr>
+        <w:t xml:space="preserve">)은 그 형태 그대로 검색해야 맞고 </w:t>
+      </w:r>
+      <w:r>
+        <w:rPr>
+          <w:rFonts w:ascii="Menlo" w:hAnsi="Menlo" w:eastAsia="Menlo" w:cs="Menlo"/>
+          <w:color w:val="000000"/>
+          <w:sz w:val="21"/>
+          <w:lang w:eastAsia="ko-KR"/>
+        </w:rPr>
+        <w:t>만료시간</w:t>
+      </w:r>
+      <w:r>
+        <w:rPr>
+          <w:rFonts w:ascii="Arial" w:hAnsi="Arial" w:eastAsia="Malgun Gothic" w:cs="Malgun Gothic"/>
+          <w:color w:val="000000"/>
+          <w:sz w:val="22"/>
+          <w:lang w:eastAsia="ko-KR"/>
+        </w:rPr>
+        <w:t>으로는 찾지 못한다. 제목은 trigram이라 부분 일치(</w:t>
+      </w:r>
+      <w:r>
+        <w:rPr>
+          <w:rFonts w:ascii="Menlo" w:hAnsi="Menlo" w:eastAsia="Menlo" w:cs="Menlo"/>
+          <w:color w:val="000000"/>
+          <w:sz w:val="21"/>
+          <w:lang w:eastAsia="ko-KR"/>
+        </w:rPr>
+        <w:t>격리</w:t>
+      </w:r>
+      <w:r>
+        <w:rPr>
+          <w:rFonts w:ascii="Arial" w:hAnsi="Arial" w:eastAsia="Malgun Gothic" w:cs="Malgun Gothic"/>
+          <w:color w:val="000000"/>
+          <w:sz w:val="22"/>
+          <w:lang w:eastAsia="ko-KR"/>
+        </w:rPr>
+        <w:t xml:space="preserve"> → </w:t>
+      </w:r>
+      <w:r>
+        <w:rPr>
+          <w:rFonts w:ascii="Menlo" w:hAnsi="Menlo" w:eastAsia="Menlo" w:cs="Menlo"/>
+          <w:color w:val="000000"/>
+          <w:sz w:val="21"/>
+          <w:lang w:eastAsia="ko-KR"/>
+        </w:rPr>
+        <w:t>Transaction 격리 수준</w:t>
+      </w:r>
+      <w:r>
+        <w:rPr>
+          <w:rFonts w:ascii="Arial" w:hAnsi="Arial" w:eastAsia="Malgun Gothic" w:cs="Malgun Gothic"/>
+          <w:color w:val="000000"/>
+          <w:sz w:val="22"/>
+          <w:lang w:eastAsia="ko-KR"/>
+        </w:rPr>
+        <w:t>)가 된다. 본문 부분 일치가 필요하면 본문 trigram 인덱스(크기 부담)나 PGroonga/OpenSearch를 검토한다 — 통합 테스트가 이 한계를 명시적으로 고정해 둔다.</w:t>
+      </w:r>
+    </w:p>
+    <w:p>
+      <w:pPr>
+        <w:pStyle w:val="ListBullet"/>
+      </w:pPr>
+      <w:r>
+        <w:rPr>
+          <w:rFonts w:ascii="Arial" w:hAnsi="Arial" w:eastAsia="Malgun Gothic" w:cs="Malgun Gothic"/>
+          <w:b/>
+          <w:color w:val="000000"/>
+          <w:sz w:val="22"/>
+          <w:lang w:eastAsia="ko-KR"/>
+        </w:rPr>
+        <w:t>인덱스 활용:</w:t>
+      </w:r>
+      <w:r>
+        <w:rPr>
+          <w:rFonts w:ascii="Arial" w:hAnsi="Arial" w:eastAsia="Malgun Gothic" w:cs="Malgun Gothic"/>
+          <w:color w:val="000000"/>
+          <w:sz w:val="22"/>
+          <w:lang w:eastAsia="ko-KR"/>
+        </w:rPr>
+        <w:t xml:space="preserve"> 단일 SQL은 후보 조건이 </w:t>
+      </w:r>
+      <w:r>
+        <w:rPr>
+          <w:rFonts w:ascii="Menlo" w:hAnsi="Menlo" w:eastAsia="Menlo" w:cs="Menlo"/>
+          <w:color w:val="000000"/>
+          <w:sz w:val="21"/>
+          <w:lang w:eastAsia="ko-KR"/>
+        </w:rPr>
+        <w:t>OR</w:t>
+      </w:r>
+      <w:r>
+        <w:rPr>
+          <w:rFonts w:ascii="Arial" w:hAnsi="Arial" w:eastAsia="Malgun Gothic" w:cs="Malgun Gothic"/>
+          <w:color w:val="000000"/>
+          <w:sz w:val="22"/>
+          <w:lang w:eastAsia="ko-KR"/>
+        </w:rPr>
+        <w:t xml:space="preserve">로 이어져 여러 테이블(코드는 </w:t>
+      </w:r>
+      <w:r>
+        <w:rPr>
+          <w:rFonts w:ascii="Menlo" w:hAnsi="Menlo" w:eastAsia="Menlo" w:cs="Menlo"/>
+          <w:color w:val="000000"/>
+          <w:sz w:val="21"/>
+          <w:lang w:eastAsia="ko-KR"/>
+        </w:rPr>
+        <w:t>snippet_versions</w:t>
+      </w:r>
+      <w:r>
+        <w:rPr>
+          <w:rFonts w:ascii="Arial" w:hAnsi="Arial" w:eastAsia="Malgun Gothic" w:cs="Malgun Gothic"/>
+          <w:color w:val="000000"/>
+          <w:sz w:val="22"/>
+          <w:lang w:eastAsia="ko-KR"/>
+        </w:rPr>
+        <w:t xml:space="preserve">)에 걸쳐 있어 전체 후보에 대해 인덱스 하나로 푸시다운되지 않는다. Workspace 범위 개인 KB(수만 건)에서는 허용하는 단순화이며, 각 조건이 인덱스 가능한 형태인지는 쿼리 플랜 테스트로 확인했다. 느려지면 조건별 </w:t>
+      </w:r>
+      <w:r>
+        <w:rPr>
+          <w:rFonts w:ascii="Menlo" w:hAnsi="Menlo" w:eastAsia="Menlo" w:cs="Menlo"/>
+          <w:color w:val="000000"/>
+          <w:sz w:val="21"/>
+          <w:lang w:eastAsia="ko-KR"/>
+        </w:rPr>
+        <w:t>UNION ALL</w:t>
+      </w:r>
+      <w:r>
+        <w:rPr>
+          <w:rFonts w:ascii="Arial" w:hAnsi="Arial" w:eastAsia="Malgun Gothic" w:cs="Malgun Gothic"/>
+          <w:color w:val="000000"/>
+          <w:sz w:val="22"/>
+          <w:lang w:eastAsia="ko-KR"/>
+        </w:rPr>
+        <w:t>로 나눈다.</w:t>
+      </w:r>
+    </w:p>
+    <w:p>
+      <w:pPr>
+        <w:pStyle w:val="ListBullet"/>
+      </w:pPr>
+      <w:r>
+        <w:rPr>
+          <w:rFonts w:ascii="Arial" w:hAnsi="Arial" w:eastAsia="Malgun Gothic" w:cs="Malgun Gothic"/>
           <w:color w:val="000000"/>
           <w:sz w:val="22"/>
           <w:lang w:eastAsia="ko-KR"/>

--- a/docs-word/07-백엔드_아키텍처_설계서.docx
+++ b/docs-word/07-백엔드_아키텍처_설계서.docx
@@ -1890,6 +1890,210 @@
           <w:sz w:val="22"/>
           <w:lang w:eastAsia="ko-KR"/>
         </w:rPr>
+        <w:t>Phase 6 검색 확장(v1.9):</w:t>
+      </w:r>
+      <w:r>
+        <w:rPr>
+          <w:rFonts w:ascii="Arial" w:hAnsi="Arial" w:eastAsia="Malgun Gothic" w:cs="Malgun Gothic"/>
+          <w:color w:val="000000"/>
+          <w:sz w:val="22"/>
+          <w:lang w:eastAsia="ko-KR"/>
+        </w:rPr>
+        <w:t xml:space="preserve"> </w:t>
+      </w:r>
+      <w:r>
+        <w:rPr>
+          <w:rFonts w:ascii="Menlo" w:hAnsi="Menlo" w:eastAsia="Menlo" w:cs="Menlo"/>
+          <w:color w:val="000000"/>
+          <w:sz w:val="21"/>
+          <w:lang w:eastAsia="ko-KR"/>
+        </w:rPr>
+        <w:t>error_records</w:t>
+      </w:r>
+      <w:r>
+        <w:rPr>
+          <w:rFonts w:ascii="Arial" w:hAnsi="Arial" w:eastAsia="Malgun Gothic" w:cs="Malgun Gothic"/>
+          <w:color w:val="000000"/>
+          <w:sz w:val="22"/>
+          <w:lang w:eastAsia="ko-KR"/>
+        </w:rPr>
+        <w:t xml:space="preserve">(메시지 B, 환경·재현·원인 C)와 </w:t>
+      </w:r>
+      <w:r>
+        <w:rPr>
+          <w:rFonts w:ascii="Menlo" w:hAnsi="Menlo" w:eastAsia="Menlo" w:cs="Menlo"/>
+          <w:color w:val="000000"/>
+          <w:sz w:val="21"/>
+          <w:lang w:eastAsia="ko-KR"/>
+        </w:rPr>
+        <w:t>solution_records</w:t>
+      </w:r>
+      <w:r>
+        <w:rPr>
+          <w:rFonts w:ascii="Arial" w:hAnsi="Arial" w:eastAsia="Malgun Gothic" w:cs="Malgun Gothic"/>
+          <w:color w:val="000000"/>
+          <w:sz w:val="22"/>
+          <w:lang w:eastAsia="ko-KR"/>
+        </w:rPr>
+        <w:t xml:space="preserve">(접근 B, 단계·검증·트레이드오프 C)에 같은 방식의 생성 </w:t>
+      </w:r>
+      <w:r>
+        <w:rPr>
+          <w:rFonts w:ascii="Menlo" w:hAnsi="Menlo" w:eastAsia="Menlo" w:cs="Menlo"/>
+          <w:color w:val="000000"/>
+          <w:sz w:val="21"/>
+          <w:lang w:eastAsia="ko-KR"/>
+        </w:rPr>
+        <w:t>search_vector</w:t>
+      </w:r>
+      <w:r>
+        <w:rPr>
+          <w:rFonts w:ascii="Arial" w:hAnsi="Arial" w:eastAsia="Malgun Gothic" w:cs="Malgun Gothic"/>
+          <w:color w:val="000000"/>
+          <w:sz w:val="22"/>
+          <w:lang w:eastAsia="ko-KR"/>
+        </w:rPr>
+        <w:t>와 GIN 인덱스를 두고, 검색 후보·</w:t>
+      </w:r>
+      <w:r>
+        <w:rPr>
+          <w:rFonts w:ascii="Menlo" w:hAnsi="Menlo" w:eastAsia="Menlo" w:cs="Menlo"/>
+          <w:color w:val="000000"/>
+          <w:sz w:val="21"/>
+          <w:lang w:eastAsia="ko-KR"/>
+        </w:rPr>
+        <w:t>body</w:t>
+      </w:r>
+      <w:r>
+        <w:rPr>
+          <w:rFonts w:ascii="Arial" w:hAnsi="Arial" w:eastAsia="Malgun Gothic" w:cs="Malgun Gothic"/>
+          <w:color w:val="000000"/>
+          <w:sz w:val="22"/>
+          <w:lang w:eastAsia="ko-KR"/>
+        </w:rPr>
+        <w:t xml:space="preserve"> 점수에 합산한다. Error 메시지는 trigram(</w:t>
+      </w:r>
+      <w:r>
+        <w:rPr>
+          <w:rFonts w:ascii="Menlo" w:hAnsi="Menlo" w:eastAsia="Menlo" w:cs="Menlo"/>
+          <w:color w:val="000000"/>
+          <w:sz w:val="21"/>
+          <w:lang w:eastAsia="ko-KR"/>
+        </w:rPr>
+        <w:t>ix_error_records__message_trgm</w:t>
+      </w:r>
+      <w:r>
+        <w:rPr>
+          <w:rFonts w:ascii="Arial" w:hAnsi="Arial" w:eastAsia="Malgun Gothic" w:cs="Malgun Gothic"/>
+          <w:color w:val="000000"/>
+          <w:sz w:val="22"/>
+          <w:lang w:eastAsia="ko-KR"/>
+        </w:rPr>
+        <w:t xml:space="preserve">) 부분 일치로도 찾아(예외 이름 일부 </w:t>
+      </w:r>
+      <w:r>
+        <w:rPr>
+          <w:rFonts w:ascii="Menlo" w:hAnsi="Menlo" w:eastAsia="Menlo" w:cs="Menlo"/>
+          <w:color w:val="000000"/>
+          <w:sz w:val="21"/>
+          <w:lang w:eastAsia="ko-KR"/>
+        </w:rPr>
+        <w:t>NullPointer</w:t>
+      </w:r>
+      <w:r>
+        <w:rPr>
+          <w:rFonts w:ascii="Arial" w:hAnsi="Arial" w:eastAsia="Malgun Gothic" w:cs="Malgun Gothic"/>
+          <w:color w:val="000000"/>
+          <w:sz w:val="22"/>
+          <w:lang w:eastAsia="ko-KR"/>
+        </w:rPr>
+        <w:t xml:space="preserve">) 일치 필드 </w:t>
+      </w:r>
+      <w:r>
+        <w:rPr>
+          <w:rFonts w:ascii="Menlo" w:hAnsi="Menlo" w:eastAsia="Menlo" w:cs="Menlo"/>
+          <w:color w:val="000000"/>
+          <w:sz w:val="21"/>
+          <w:lang w:eastAsia="ko-KR"/>
+        </w:rPr>
+        <w:t>error</w:t>
+      </w:r>
+      <w:r>
+        <w:rPr>
+          <w:rFonts w:ascii="Arial" w:hAnsi="Arial" w:eastAsia="Malgun Gothic" w:cs="Malgun Gothic"/>
+          <w:color w:val="000000"/>
+          <w:sz w:val="22"/>
+          <w:lang w:eastAsia="ko-KR"/>
+        </w:rPr>
+        <w:t xml:space="preserve">와 </w:t>
+      </w:r>
+      <w:r>
+        <w:rPr>
+          <w:rFonts w:ascii="Menlo" w:hAnsi="Menlo" w:eastAsia="Menlo" w:cs="Menlo"/>
+          <w:color w:val="000000"/>
+          <w:sz w:val="21"/>
+          <w:lang w:eastAsia="ko-KR"/>
+        </w:rPr>
+        <w:t>highlight.error</w:t>
+      </w:r>
+      <w:r>
+        <w:rPr>
+          <w:rFonts w:ascii="Arial" w:hAnsi="Arial" w:eastAsia="Malgun Gothic" w:cs="Malgun Gothic"/>
+          <w:color w:val="000000"/>
+          <w:sz w:val="22"/>
+          <w:lang w:eastAsia="ko-KR"/>
+        </w:rPr>
+        <w:t xml:space="preserve">를 준다(가중치 </w:t>
+      </w:r>
+      <w:r>
+        <w:rPr>
+          <w:rFonts w:ascii="Menlo" w:hAnsi="Menlo" w:eastAsia="Menlo" w:cs="Menlo"/>
+          <w:color w:val="000000"/>
+          <w:sz w:val="21"/>
+          <w:lang w:eastAsia="ko-KR"/>
+        </w:rPr>
+        <w:t>ERROR_MESSAGE=40</w:t>
+      </w:r>
+      <w:r>
+        <w:rPr>
+          <w:rFonts w:ascii="Arial" w:hAnsi="Arial" w:eastAsia="Malgun Gothic" w:cs="Malgun Gothic"/>
+          <w:color w:val="000000"/>
+          <w:sz w:val="22"/>
+          <w:lang w:eastAsia="ko-KR"/>
+        </w:rPr>
+        <w:t xml:space="preserve">, 코드와 같은 비중). Project 설명은 Node 본문이라 기존 </w:t>
+      </w:r>
+      <w:r>
+        <w:rPr>
+          <w:rFonts w:ascii="Menlo" w:hAnsi="Menlo" w:eastAsia="Menlo" w:cs="Menlo"/>
+          <w:color w:val="000000"/>
+          <w:sz w:val="21"/>
+          <w:lang w:eastAsia="ko-KR"/>
+        </w:rPr>
+        <w:t>search_vector</w:t>
+      </w:r>
+      <w:r>
+        <w:rPr>
+          <w:rFonts w:ascii="Arial" w:hAnsi="Arial" w:eastAsia="Malgun Gothic" w:cs="Malgun Gothic"/>
+          <w:color w:val="000000"/>
+          <w:sz w:val="22"/>
+          <w:lang w:eastAsia="ko-KR"/>
+        </w:rPr>
+        <w:t>에 들어간다. 발췌 원천은 Node 본문에 subtype 서술 필드를 이어 붙인 텍스트다. Resource의 URL 자체는 검색 대상이 아니다.</w:t>
+      </w:r>
+    </w:p>
+    <w:p>
+      <w:pPr>
+        <w:pStyle w:val="ListBullet"/>
+      </w:pPr>
+      <w:r>
+        <w:rPr>
+          <w:rFonts w:ascii="Arial" w:hAnsi="Arial" w:eastAsia="Malgun Gothic" w:cs="Malgun Gothic"/>
+          <w:b/>
+          <w:color w:val="000000"/>
+          <w:sz w:val="22"/>
+          <w:lang w:eastAsia="ko-KR"/>
+        </w:rPr>
         <w:t>색인 범위와 FTS 설정(v1.8):</w:t>
       </w:r>
       <w:r>
